--- a/data/outputs/v2/Maths/SS1.3_Quadratic_Equations/Mathematics_Quadratic_Equations_SummaryTable.docx
+++ b/data/outputs/v2/Maths/SS1.3_Quadratic_Equations/Mathematics_Quadratic_Equations_SummaryTable.docx
@@ -38,6 +38,177 @@
           <w:szCs w:val="22"/>
         </w:rPr>
         <w:t xml:space="preserve">Sub-Strand 1.3: Quadratic Equations — Teacher Reference (Pre-filled)</w:t>
+      </w:r>
+    </w:p>
+    <w:p>
+      <w:pPr>
+        <w:spacing w:after="80" w:before="120"/>
+      </w:pPr>
+      <w:r>
+        <w:rPr>
+          <w:rFonts w:ascii="Arial" w:cs="Arial" w:eastAsia="Arial" w:hAnsi="Arial"/>
+          <w:b/>
+          <w:bCs/>
+          <w:color w:val="1F3864"/>
+          <w:sz w:val="20"/>
+          <w:szCs w:val="20"/>
+        </w:rPr>
+        <w:t xml:space="preserve">ATTRIBUTION AND LICENSING</w:t>
+      </w:r>
+    </w:p>
+    <w:p>
+      <w:pPr>
+        <w:spacing w:after="60" w:before="0"/>
+      </w:pPr>
+      <w:r>
+        <w:rPr>
+          <w:rFonts w:ascii="Arial" w:cs="Arial" w:eastAsia="Arial" w:hAnsi="Arial"/>
+          <w:b/>
+          <w:bCs/>
+          <w:sz w:val="17"/>
+          <w:szCs w:val="17"/>
+        </w:rPr>
+        <w:t xml:space="preserve">Curriculum Alignment: </w:t>
+      </w:r>
+      <w:r>
+        <w:rPr>
+          <w:rFonts w:ascii="Arial" w:cs="Arial" w:eastAsia="Arial" w:hAnsi="Arial"/>
+          <w:sz w:val="17"/>
+          <w:szCs w:val="17"/>
+        </w:rPr>
+        <w:t xml:space="preserve">Structured in pedagogical alignment with the competence-based curriculum format and learning outcomes established by the Kenya Institute of Curriculum Development (KICD). This material is independently developed and is not officially endorsed or published by KICD.</w:t>
+      </w:r>
+    </w:p>
+    <w:p>
+      <w:pPr>
+        <w:spacing w:after="60" w:before="0"/>
+      </w:pPr>
+      <w:r>
+        <w:rPr>
+          <w:rFonts w:ascii="Arial" w:cs="Arial" w:eastAsia="Arial" w:hAnsi="Arial"/>
+          <w:b/>
+          <w:bCs/>
+          <w:sz w:val="17"/>
+          <w:szCs w:val="17"/>
+        </w:rPr>
+        <w:t xml:space="preserve">Content &amp; Pedagogy: </w:t>
+      </w:r>
+      <w:r>
+        <w:rPr>
+          <w:rFonts w:ascii="Arial" w:cs="Arial" w:eastAsia="Arial" w:hAnsi="Arial"/>
+          <w:sz w:val="17"/>
+          <w:szCs w:val="17"/>
+        </w:rPr>
+        <w:t xml:space="preserve">Developed and adapted by the educator team at SeaVuria (registered 501(c)(3) in the United States and registered NGO in Kenya, No. 872-850A-BF11), who designed the pedagogical framework, lesson templates and exemplar lessons on which this material is based.</w:t>
+      </w:r>
+    </w:p>
+    <w:p>
+      <w:pPr>
+        <w:spacing w:after="60" w:before="0"/>
+      </w:pPr>
+      <w:r>
+        <w:rPr>
+          <w:rFonts w:ascii="Arial" w:cs="Arial" w:eastAsia="Arial" w:hAnsi="Arial"/>
+          <w:b/>
+          <w:bCs/>
+          <w:sz w:val="17"/>
+          <w:szCs w:val="17"/>
+        </w:rPr>
+        <w:t xml:space="preserve">Production &amp; Layout: </w:t>
+      </w:r>
+      <w:r>
+        <w:rPr>
+          <w:rFonts w:ascii="Arial" w:cs="Arial" w:eastAsia="Arial" w:hAnsi="Arial"/>
+          <w:sz w:val="17"/>
+          <w:szCs w:val="17"/>
+        </w:rPr>
+        <w:t xml:space="preserve">Educational design and curriculum sequencing by SeaVuria. Technical layout, structural formatting, and digital optimization/implementation executed in partnership with ARES Education (registered 501(c)(3) in the United States and Canada (as Afretech Aid) and registered NGO in Kenya), with lesson drafting and compilation assisted by AI (Claude, Anthropic).</w:t>
+      </w:r>
+    </w:p>
+    <w:p>
+      <w:pPr>
+        <w:pBdr>
+          <w:bottom w:val="single" w:color="1F3864" w:sz="6" w:space="6"/>
+        </w:pBdr>
+        <w:spacing w:after="60" w:before="0"/>
+      </w:pPr>
+      <w:r>
+        <w:rPr>
+          <w:rFonts w:ascii="Arial" w:cs="Arial" w:eastAsia="Arial" w:hAnsi="Arial"/>
+          <w:b/>
+          <w:bCs/>
+          <w:sz w:val="17"/>
+          <w:szCs w:val="17"/>
+        </w:rPr>
+        <w:t xml:space="preserve">Licensing &amp; Copyright: </w:t>
+      </w:r>
+      <w:r>
+        <w:rPr>
+          <w:rFonts w:ascii="Arial" w:cs="Arial" w:eastAsia="Arial" w:hAnsi="Arial"/>
+          <w:sz w:val="17"/>
+          <w:szCs w:val="17"/>
+        </w:rPr>
+        <w:t xml:space="preserve">© 2026 SeaVuria and ARES. This work is licensed under a </w:t>
+      </w:r>
+      <w:hyperlink w:history="1" r:id="rIdoihu8hdwkchdw3w2dl-te">
+        <w:r>
+          <w:rPr>
+            <w:rFonts w:ascii="Arial" w:cs="Arial" w:eastAsia="Arial" w:hAnsi="Arial"/>
+            <w:color w:val="1F6B75"/>
+            <w:sz w:val="17"/>
+            <w:szCs w:val="17"/>
+            <w:u w:val="single" w:color="1F6B75"/>
+          </w:rPr>
+          <w:t xml:space="preserve">Creative Commons Attribution-NonCommercial 4.0 International License</w:t>
+        </w:r>
+      </w:hyperlink>
+      <w:r>
+        <w:rPr>
+          <w:rFonts w:ascii="Arial" w:cs="Arial" w:eastAsia="Arial" w:hAnsi="Arial"/>
+          <w:sz w:val="17"/>
+          <w:szCs w:val="17"/>
+        </w:rPr>
+        <w:t xml:space="preserve"> (</w:t>
+      </w:r>
+      <w:hyperlink w:history="1" r:id="rIddkmo_t97dsvec6chtp6b3">
+        <w:r>
+          <w:rPr>
+            <w:rFonts w:ascii="Arial" w:cs="Arial" w:eastAsia="Arial" w:hAnsi="Arial"/>
+            <w:color w:val="1F6B75"/>
+            <w:sz w:val="17"/>
+            <w:szCs w:val="17"/>
+            <w:u w:val="single" w:color="1F6B75"/>
+          </w:rPr>
+          <w:t xml:space="preserve">CC BY-NC 4.0</w:t>
+        </w:r>
+      </w:hyperlink>
+      <w:r>
+        <w:rPr>
+          <w:rFonts w:ascii="Arial" w:cs="Arial" w:eastAsia="Arial" w:hAnsi="Arial"/>
+          <w:sz w:val="17"/>
+          <w:szCs w:val="17"/>
+        </w:rPr>
+        <w:t xml:space="preserve">). To view a copy of this license, visit </w:t>
+      </w:r>
+      <w:hyperlink w:history="1" r:id="rId8saet8j0hjw1pwgyydtdv">
+        <w:r>
+          <w:rPr>
+            <w:rFonts w:ascii="Arial" w:cs="Arial" w:eastAsia="Arial" w:hAnsi="Arial"/>
+            <w:color w:val="1F6B75"/>
+            <w:sz w:val="17"/>
+            <w:szCs w:val="17"/>
+            <w:u w:val="single" w:color="1F6B75"/>
+          </w:rPr>
+          <w:t xml:space="preserve">https://creativecommons.org/licenses/by-nc/4.0/</w:t>
+        </w:r>
+      </w:hyperlink>
+      <w:r>
+        <w:rPr>
+          <w:rFonts w:ascii="Arial" w:cs="Arial" w:eastAsia="Arial" w:hAnsi="Arial"/>
+          <w:sz w:val="17"/>
+          <w:szCs w:val="17"/>
+        </w:rPr>
+        <w:t xml:space="preserve">. You are free to copy, redistribute, and adapt this material in any medium or format, provided appropriate credit is given and the material is not used for commercial purposes. KICD learning outcomes and curriculum designations reproduced here for alignment purposes remain the property of KICD and are not covered by this license. Linked external resources (e.g. CK-12, Khan Academy, PhET) are subject to their own licenses.</w:t>
       </w:r>
     </w:p>
     <w:p>

--- a/data/outputs/v2/Maths/SS1.3_Quadratic_Equations/Mathematics_Quadratic_Equations_SummaryTable.docx
+++ b/data/outputs/v2/Maths/SS1.3_Quadratic_Equations/Mathematics_Quadratic_Equations_SummaryTable.docx
@@ -38,177 +38,6 @@
           <w:szCs w:val="22"/>
         </w:rPr>
         <w:t xml:space="preserve">Sub-Strand 1.3: Quadratic Equations — Teacher Reference (Pre-filled)</w:t>
-      </w:r>
-    </w:p>
-    <w:p>
-      <w:pPr>
-        <w:spacing w:after="80" w:before="120"/>
-      </w:pPr>
-      <w:r>
-        <w:rPr>
-          <w:rFonts w:ascii="Arial" w:cs="Arial" w:eastAsia="Arial" w:hAnsi="Arial"/>
-          <w:b/>
-          <w:bCs/>
-          <w:color w:val="1F3864"/>
-          <w:sz w:val="20"/>
-          <w:szCs w:val="20"/>
-        </w:rPr>
-        <w:t xml:space="preserve">ATTRIBUTION AND LICENSING</w:t>
-      </w:r>
-    </w:p>
-    <w:p>
-      <w:pPr>
-        <w:spacing w:after="60" w:before="0"/>
-      </w:pPr>
-      <w:r>
-        <w:rPr>
-          <w:rFonts w:ascii="Arial" w:cs="Arial" w:eastAsia="Arial" w:hAnsi="Arial"/>
-          <w:b/>
-          <w:bCs/>
-          <w:sz w:val="17"/>
-          <w:szCs w:val="17"/>
-        </w:rPr>
-        <w:t xml:space="preserve">Curriculum Alignment: </w:t>
-      </w:r>
-      <w:r>
-        <w:rPr>
-          <w:rFonts w:ascii="Arial" w:cs="Arial" w:eastAsia="Arial" w:hAnsi="Arial"/>
-          <w:sz w:val="17"/>
-          <w:szCs w:val="17"/>
-        </w:rPr>
-        <w:t xml:space="preserve">Structured in pedagogical alignment with the competence-based curriculum format and learning outcomes established by the Kenya Institute of Curriculum Development (KICD). This material is independently developed and is not officially endorsed or published by KICD.</w:t>
-      </w:r>
-    </w:p>
-    <w:p>
-      <w:pPr>
-        <w:spacing w:after="60" w:before="0"/>
-      </w:pPr>
-      <w:r>
-        <w:rPr>
-          <w:rFonts w:ascii="Arial" w:cs="Arial" w:eastAsia="Arial" w:hAnsi="Arial"/>
-          <w:b/>
-          <w:bCs/>
-          <w:sz w:val="17"/>
-          <w:szCs w:val="17"/>
-        </w:rPr>
-        <w:t xml:space="preserve">Content &amp; Pedagogy: </w:t>
-      </w:r>
-      <w:r>
-        <w:rPr>
-          <w:rFonts w:ascii="Arial" w:cs="Arial" w:eastAsia="Arial" w:hAnsi="Arial"/>
-          <w:sz w:val="17"/>
-          <w:szCs w:val="17"/>
-        </w:rPr>
-        <w:t xml:space="preserve">Developed and adapted by the educator team at SeaVuria (registered 501(c)(3) in the United States and registered NGO in Kenya, No. 872-850A-BF11), who designed the pedagogical framework, lesson templates and exemplar lessons on which this material is based.</w:t>
-      </w:r>
-    </w:p>
-    <w:p>
-      <w:pPr>
-        <w:spacing w:after="60" w:before="0"/>
-      </w:pPr>
-      <w:r>
-        <w:rPr>
-          <w:rFonts w:ascii="Arial" w:cs="Arial" w:eastAsia="Arial" w:hAnsi="Arial"/>
-          <w:b/>
-          <w:bCs/>
-          <w:sz w:val="17"/>
-          <w:szCs w:val="17"/>
-        </w:rPr>
-        <w:t xml:space="preserve">Production &amp; Layout: </w:t>
-      </w:r>
-      <w:r>
-        <w:rPr>
-          <w:rFonts w:ascii="Arial" w:cs="Arial" w:eastAsia="Arial" w:hAnsi="Arial"/>
-          <w:sz w:val="17"/>
-          <w:szCs w:val="17"/>
-        </w:rPr>
-        <w:t xml:space="preserve">Educational design and curriculum sequencing by SeaVuria. Technical layout, structural formatting, and digital optimization/implementation executed in partnership with ARES Education (registered 501(c)(3) in the United States and Canada (as Afretech Aid) and registered NGO in Kenya), with lesson drafting and compilation assisted by AI (Claude, Anthropic).</w:t>
-      </w:r>
-    </w:p>
-    <w:p>
-      <w:pPr>
-        <w:pBdr>
-          <w:bottom w:val="single" w:color="1F3864" w:sz="6" w:space="6"/>
-        </w:pBdr>
-        <w:spacing w:after="60" w:before="0"/>
-      </w:pPr>
-      <w:r>
-        <w:rPr>
-          <w:rFonts w:ascii="Arial" w:cs="Arial" w:eastAsia="Arial" w:hAnsi="Arial"/>
-          <w:b/>
-          <w:bCs/>
-          <w:sz w:val="17"/>
-          <w:szCs w:val="17"/>
-        </w:rPr>
-        <w:t xml:space="preserve">Licensing &amp; Copyright: </w:t>
-      </w:r>
-      <w:r>
-        <w:rPr>
-          <w:rFonts w:ascii="Arial" w:cs="Arial" w:eastAsia="Arial" w:hAnsi="Arial"/>
-          <w:sz w:val="17"/>
-          <w:szCs w:val="17"/>
-        </w:rPr>
-        <w:t xml:space="preserve">© 2026 SeaVuria and ARES. This work is licensed under a </w:t>
-      </w:r>
-      <w:hyperlink w:history="1" r:id="rIdoihu8hdwkchdw3w2dl-te">
-        <w:r>
-          <w:rPr>
-            <w:rFonts w:ascii="Arial" w:cs="Arial" w:eastAsia="Arial" w:hAnsi="Arial"/>
-            <w:color w:val="1F6B75"/>
-            <w:sz w:val="17"/>
-            <w:szCs w:val="17"/>
-            <w:u w:val="single" w:color="1F6B75"/>
-          </w:rPr>
-          <w:t xml:space="preserve">Creative Commons Attribution-NonCommercial 4.0 International License</w:t>
-        </w:r>
-      </w:hyperlink>
-      <w:r>
-        <w:rPr>
-          <w:rFonts w:ascii="Arial" w:cs="Arial" w:eastAsia="Arial" w:hAnsi="Arial"/>
-          <w:sz w:val="17"/>
-          <w:szCs w:val="17"/>
-        </w:rPr>
-        <w:t xml:space="preserve"> (</w:t>
-      </w:r>
-      <w:hyperlink w:history="1" r:id="rIddkmo_t97dsvec6chtp6b3">
-        <w:r>
-          <w:rPr>
-            <w:rFonts w:ascii="Arial" w:cs="Arial" w:eastAsia="Arial" w:hAnsi="Arial"/>
-            <w:color w:val="1F6B75"/>
-            <w:sz w:val="17"/>
-            <w:szCs w:val="17"/>
-            <w:u w:val="single" w:color="1F6B75"/>
-          </w:rPr>
-          <w:t xml:space="preserve">CC BY-NC 4.0</w:t>
-        </w:r>
-      </w:hyperlink>
-      <w:r>
-        <w:rPr>
-          <w:rFonts w:ascii="Arial" w:cs="Arial" w:eastAsia="Arial" w:hAnsi="Arial"/>
-          <w:sz w:val="17"/>
-          <w:szCs w:val="17"/>
-        </w:rPr>
-        <w:t xml:space="preserve">). To view a copy of this license, visit </w:t>
-      </w:r>
-      <w:hyperlink w:history="1" r:id="rId8saet8j0hjw1pwgyydtdv">
-        <w:r>
-          <w:rPr>
-            <w:rFonts w:ascii="Arial" w:cs="Arial" w:eastAsia="Arial" w:hAnsi="Arial"/>
-            <w:color w:val="1F6B75"/>
-            <w:sz w:val="17"/>
-            <w:szCs w:val="17"/>
-            <w:u w:val="single" w:color="1F6B75"/>
-          </w:rPr>
-          <w:t xml:space="preserve">https://creativecommons.org/licenses/by-nc/4.0/</w:t>
-        </w:r>
-      </w:hyperlink>
-      <w:r>
-        <w:rPr>
-          <w:rFonts w:ascii="Arial" w:cs="Arial" w:eastAsia="Arial" w:hAnsi="Arial"/>
-          <w:sz w:val="17"/>
-          <w:szCs w:val="17"/>
-        </w:rPr>
-        <w:t xml:space="preserve">. You are free to copy, redistribute, and adapt this material in any medium or format, provided appropriate credit is given and the material is not used for commercial purposes. KICD learning outcomes and curriculum designations reproduced here for alignment purposes remain the property of KICD and are not covered by this license. Linked external resources (e.g. CK-12, Khan Academy, PhET) are subject to their own licenses.</w:t>
       </w:r>
     </w:p>
     <w:p>
@@ -1699,6 +1528,185 @@
         </w:tc>
       </w:tr>
     </w:tbl>
+    <w:p>
+      <w:pPr>
+        <w:spacing w:after="120"/>
+      </w:pPr>
+      <w:r>
+        <w:t xml:space="preserve"/>
+      </w:r>
+    </w:p>
+    <w:p>
+      <w:pPr>
+        <w:spacing w:after="80" w:before="120"/>
+      </w:pPr>
+      <w:r>
+        <w:rPr>
+          <w:rFonts w:ascii="Arial" w:cs="Arial" w:eastAsia="Arial" w:hAnsi="Arial"/>
+          <w:b/>
+          <w:bCs/>
+          <w:color w:val="1F3864"/>
+          <w:sz w:val="20"/>
+          <w:szCs w:val="20"/>
+        </w:rPr>
+        <w:t xml:space="preserve">ATTRIBUTION AND LICENSING</w:t>
+      </w:r>
+    </w:p>
+    <w:p>
+      <w:pPr>
+        <w:spacing w:after="60" w:before="0"/>
+      </w:pPr>
+      <w:r>
+        <w:rPr>
+          <w:rFonts w:ascii="Arial" w:cs="Arial" w:eastAsia="Arial" w:hAnsi="Arial"/>
+          <w:b/>
+          <w:bCs/>
+          <w:sz w:val="17"/>
+          <w:szCs w:val="17"/>
+        </w:rPr>
+        <w:t xml:space="preserve">Curriculum Alignment: </w:t>
+      </w:r>
+      <w:r>
+        <w:rPr>
+          <w:rFonts w:ascii="Arial" w:cs="Arial" w:eastAsia="Arial" w:hAnsi="Arial"/>
+          <w:sz w:val="17"/>
+          <w:szCs w:val="17"/>
+        </w:rPr>
+        <w:t xml:space="preserve">Structured in pedagogical alignment with the competence-based curriculum format and learning outcomes established by the Kenya Institute of Curriculum Development (KICD). This material is independently developed and is not officially endorsed or published by KICD.</w:t>
+      </w:r>
+    </w:p>
+    <w:p>
+      <w:pPr>
+        <w:spacing w:after="60" w:before="0"/>
+      </w:pPr>
+      <w:r>
+        <w:rPr>
+          <w:rFonts w:ascii="Arial" w:cs="Arial" w:eastAsia="Arial" w:hAnsi="Arial"/>
+          <w:b/>
+          <w:bCs/>
+          <w:sz w:val="17"/>
+          <w:szCs w:val="17"/>
+        </w:rPr>
+        <w:t xml:space="preserve">Content &amp; Pedagogy: </w:t>
+      </w:r>
+      <w:r>
+        <w:rPr>
+          <w:rFonts w:ascii="Arial" w:cs="Arial" w:eastAsia="Arial" w:hAnsi="Arial"/>
+          <w:sz w:val="17"/>
+          <w:szCs w:val="17"/>
+        </w:rPr>
+        <w:t xml:space="preserve">Developed and adapted by the educator team at SeaVuria (registered 501(c)(3) in the United States and registered NGO in Kenya, No. 872-850A-BF11), who designed the pedagogical framework, lesson templates and exemplar lessons on which this material is based.</w:t>
+      </w:r>
+    </w:p>
+    <w:p>
+      <w:pPr>
+        <w:spacing w:after="60" w:before="0"/>
+      </w:pPr>
+      <w:r>
+        <w:rPr>
+          <w:rFonts w:ascii="Arial" w:cs="Arial" w:eastAsia="Arial" w:hAnsi="Arial"/>
+          <w:b/>
+          <w:bCs/>
+          <w:sz w:val="17"/>
+          <w:szCs w:val="17"/>
+        </w:rPr>
+        <w:t xml:space="preserve">Production &amp; Layout: </w:t>
+      </w:r>
+      <w:r>
+        <w:rPr>
+          <w:rFonts w:ascii="Arial" w:cs="Arial" w:eastAsia="Arial" w:hAnsi="Arial"/>
+          <w:sz w:val="17"/>
+          <w:szCs w:val="17"/>
+        </w:rPr>
+        <w:t xml:space="preserve">Educational design and curriculum sequencing by SeaVuria. Technical layout, structural formatting, and digital optimization/implementation executed in partnership with ARES Education (registered 501(c)(3) in the United States and Canada (as Afretech Aid) and registered NGO in Kenya), with lesson drafting and compilation assisted by AI (Claude, Anthropic).</w:t>
+      </w:r>
+    </w:p>
+    <w:p>
+      <w:pPr>
+        <w:pBdr>
+          <w:bottom w:val="single" w:color="1F3864" w:sz="6" w:space="6"/>
+        </w:pBdr>
+        <w:spacing w:after="60" w:before="0"/>
+      </w:pPr>
+      <w:r>
+        <w:rPr>
+          <w:rFonts w:ascii="Arial" w:cs="Arial" w:eastAsia="Arial" w:hAnsi="Arial"/>
+          <w:b/>
+          <w:bCs/>
+          <w:sz w:val="17"/>
+          <w:szCs w:val="17"/>
+        </w:rPr>
+        <w:t xml:space="preserve">Licensing &amp; Copyright: </w:t>
+      </w:r>
+      <w:r>
+        <w:rPr>
+          <w:rFonts w:ascii="Arial" w:cs="Arial" w:eastAsia="Arial" w:hAnsi="Arial"/>
+          <w:sz w:val="17"/>
+          <w:szCs w:val="17"/>
+        </w:rPr>
+        <w:t xml:space="preserve">© 2026 SeaVuria and ARES. This work is licensed under a </w:t>
+      </w:r>
+      <w:hyperlink w:history="1" r:id="rIdlenoixyxden_4b1v18kim">
+        <w:r>
+          <w:rPr>
+            <w:rFonts w:ascii="Arial" w:cs="Arial" w:eastAsia="Arial" w:hAnsi="Arial"/>
+            <w:color w:val="1F6B75"/>
+            <w:sz w:val="17"/>
+            <w:szCs w:val="17"/>
+            <w:u w:val="single" w:color="1F6B75"/>
+          </w:rPr>
+          <w:t xml:space="preserve">Creative Commons Attribution-NonCommercial 4.0 International License</w:t>
+        </w:r>
+      </w:hyperlink>
+      <w:r>
+        <w:rPr>
+          <w:rFonts w:ascii="Arial" w:cs="Arial" w:eastAsia="Arial" w:hAnsi="Arial"/>
+          <w:sz w:val="17"/>
+          <w:szCs w:val="17"/>
+        </w:rPr>
+        <w:t xml:space="preserve"> (</w:t>
+      </w:r>
+      <w:hyperlink w:history="1" r:id="rIdlrevi_e4pj_xlzgkvmqt4">
+        <w:r>
+          <w:rPr>
+            <w:rFonts w:ascii="Arial" w:cs="Arial" w:eastAsia="Arial" w:hAnsi="Arial"/>
+            <w:color w:val="1F6B75"/>
+            <w:sz w:val="17"/>
+            <w:szCs w:val="17"/>
+            <w:u w:val="single" w:color="1F6B75"/>
+          </w:rPr>
+          <w:t xml:space="preserve">CC BY-NC 4.0</w:t>
+        </w:r>
+      </w:hyperlink>
+      <w:r>
+        <w:rPr>
+          <w:rFonts w:ascii="Arial" w:cs="Arial" w:eastAsia="Arial" w:hAnsi="Arial"/>
+          <w:sz w:val="17"/>
+          <w:szCs w:val="17"/>
+        </w:rPr>
+        <w:t xml:space="preserve">). To view a copy of this license, visit </w:t>
+      </w:r>
+      <w:hyperlink w:history="1" r:id="rIdprrhxdqnpcbrfy_iadont">
+        <w:r>
+          <w:rPr>
+            <w:rFonts w:ascii="Arial" w:cs="Arial" w:eastAsia="Arial" w:hAnsi="Arial"/>
+            <w:color w:val="1F6B75"/>
+            <w:sz w:val="17"/>
+            <w:szCs w:val="17"/>
+            <w:u w:val="single" w:color="1F6B75"/>
+          </w:rPr>
+          <w:t xml:space="preserve">https://creativecommons.org/licenses/by-nc/4.0/</w:t>
+        </w:r>
+      </w:hyperlink>
+      <w:r>
+        <w:rPr>
+          <w:rFonts w:ascii="Arial" w:cs="Arial" w:eastAsia="Arial" w:hAnsi="Arial"/>
+          <w:sz w:val="17"/>
+          <w:szCs w:val="17"/>
+        </w:rPr>
+        <w:t xml:space="preserve">. You are free to copy, redistribute, and adapt this material in any medium or format, provided appropriate credit is given and the material is not used for commercial purposes. KICD learning outcomes and curriculum designations reproduced here for alignment purposes remain the property of KICD and are not covered by this license. Linked external resources (e.g. CK-12, Khan Academy, PhET) are subject to their own licenses.</w:t>
+      </w:r>
+    </w:p>
     <w:sectPr>
       <w:pgSz w:w="15840" w:h="12240" w:orient="landscape"/>
       <w:pgMar w:top="1080" w:right="1080" w:bottom="1080" w:left="1080" w:header="708" w:footer="708" w:gutter="0"/>

--- a/data/outputs/v2/Maths/SS1.3_Quadratic_Equations/Mathematics_Quadratic_Equations_SummaryTable.docx
+++ b/data/outputs/v2/Maths/SS1.3_Quadratic_Equations/Mathematics_Quadratic_Equations_SummaryTable.docx
@@ -564,7 +564,7 @@
                 <w:sz w:val="18"/>
                 <w:szCs w:val="18"/>
               </w:rPr>
-              <w:t xml:space="preserve">Teacher presents the anchoring phenomenon: the Githurai community wants to build a rectangular Harambee hall with an area of 120 m². The width is w metres and the length is (w + 2) metres. Students observe that multiplying these two expressions — each containing w — produces the equation w(w + 2) = 120, which expands to w² + 2w − 120 = 0. The teacher displays this equation prominently and asks students to attempt to solve it using linear strategies they already know. Students observe that none of their familiar linear methods work.</w:t>
+              <w:t xml:space="preserve">Students observed a hand-drawn sketch of the Githurai Harambee hall — a rectangle with width w, length (w + 2), and Area = 120 m² — and attempted to find w using trial-and-error arithmetic, generating a whole-class table of (w, Area) pairs.</w:t>
             </w:r>
           </w:p>
         </w:tc>
@@ -596,7 +596,7 @@
                 <w:sz w:val="18"/>
                 <w:szCs w:val="18"/>
               </w:rPr>
-              <w:t xml:space="preserve">Students learned that when two variable expressions are multiplied together and one of them contains the unknown, the result is an equation with a squared term (w²). This makes the equation structurally different from linear equations of the form ax + b = 0. Specifically, the hall problem produces w² + 2w − 120 = 0 — a quadratic equation — which cannot be solved by simple inverse operations. Students learned that a new class of equation requires a new class of solving strategies, motivating the entire unit. Pedagogical note: Reinforce that w² is not the same as 2w; use a quick area diagram on the board to show why w × w = w² physically represents a square region.</w:t>
+              <w:t xml:space="preserve">Students learned that multiplying two expressions each containing w produces a w² term, making the equation w² + 2w − 120 = 0 structurally different from linear equations; they identified this as a quadratic equation in the general form ax² + bx + c = 0 with a = 1, b = 2, c = −120.</w:t>
             </w:r>
           </w:p>
         </w:tc>
@@ -628,7 +628,7 @@
                 <w:sz w:val="18"/>
                 <w:szCs w:val="18"/>
               </w:rPr>
-              <w:t xml:space="preserve">The teacher connects the observed equation back to the real context: the hall dimensions are unknown, the area constraint is real, and the community cannot proceed with construction without knowing w. This frames the driving question for the unit. The teacher explains that the equation w² + 2w − 120 = 0 belongs to the family of quadratic equations (highest power of the variable is 2), and that over the coming lessons students will build a toolkit of methods to crack it. Teacher posts the equation on the Driving Question Board (DQB) and labels it 'Our Target Equation.' Pedagogical note: Cold-call at least three students to articulate in their own words why the equation has a w² term before moving on — this checks for the core conceptual shift of the lesson.</w:t>
+              <w:t xml:space="preserve">Students explained that linear methods fail for the hall problem because the area relationship forces w to be multiplied by itself, creating a squared term that cannot be isolated by simple arithmetic or one-step inverse operations — and that a new class of mathematical tools (quadratic equation methods) is needed to find the exact dimensions for the community's hall.</w:t>
             </w:r>
           </w:p>
         </w:tc>
@@ -681,7 +681,7 @@
                 <w:sz w:val="18"/>
                 <w:szCs w:val="18"/>
               </w:rPr>
-              <w:t xml:space="preserve">Expanding and Identifying Quadratic Expressions</w:t>
+              <w:t xml:space="preserve">Expanding and Simplifying Quadratic Expressions</w:t>
             </w:r>
           </w:p>
         </w:tc>
@@ -713,7 +713,7 @@
                 <w:sz w:val="18"/>
                 <w:szCs w:val="18"/>
               </w:rPr>
-              <w:t xml:space="preserve">Teacher guides students through expanding products of two linear brackets, e.g. (x + 3)(x + 5), (2x − 1)(x + 4), and (w + 12)(w − 10), using the distributive property (FOIL). Students observe each step on the board and record results. Critically, the teacher expands (w + 12)(w − 10) and students observe it produces w² + 2w − 120 — exactly the Githurai hall equation. Students also observe examples of expressions that are NOT quadratic (linear, cubic) to sharpen their ability to identify the defining feature: a squared variable term with no higher power.</w:t>
+              <w:t xml:space="preserve">We observed that multiplying (w)(w + 2) from the Githurai hall sketch and (x + 5)(x + 3) from the Kericho farm both produced expressions with a squared term, a middle term, and a constant — even when different methods were used.</w:t>
             </w:r>
           </w:p>
         </w:tc>
@@ -745,7 +745,7 @@
                 <w:sz w:val="18"/>
                 <w:szCs w:val="18"/>
               </w:rPr>
-              <w:t xml:space="preserve">Students learned that: (a) expanding two linear brackets always produces three types of terms — an x² term, an x term, and a constant term — which together form a quadratic expression in standard form ax² + bx + c; (b) the coefficients a, b, and c come directly and predictably from the numbers in the original brackets; (c) the Githurai hall equation w² + 2w − 120 = 0 is equivalent to (w + 12)(w − 10) = 0, a fact that will be exploited in Lesson 3. Pedagogical note: Have students verify the expansion of (w + 12)(w − 10) independently before revealing the connection to the hall problem — the 'aha moment' is more powerful when students discover it themselves.</w:t>
+              <w:t xml:space="preserve">We learned that the distributive law and FOIL method are systematic ways to expand the product of any two linear expressions, always producing a quadratic expression of the form ax² + bx + c, and that the Harambee hall problem can now be written precisely as w² + 2w − 120 = 0.</w:t>
             </w:r>
           </w:p>
         </w:tc>
@@ -777,7 +777,7 @@
                 <w:sz w:val="18"/>
                 <w:szCs w:val="18"/>
               </w:rPr>
-              <w:t xml:space="preserve">The teacher explains that expansion is a one-way journey from factored form to standard form, and poses the reverse question: if we already have w² + 2w − 120 = 0, can we work backwards to find the brackets? This reverse process — factorisation — is the subject of Lesson 3. The teacher updates the DQB: 'We now know the hall equation can be written as a product of two brackets. Next question: how do we find those brackets systematically?' Pedagogical note: Emphasise that a = 1 (the coefficient of w²) in the hall problem, which makes factorisation straightforward — students will encounter a ≠ 1 cases later.</w:t>
+              <w:t xml:space="preserve">We can explain that the squared term in a quadratic expression arises because the variable appears in both brackets and multiplies itself during expansion; this is why the hall problem cannot be solved with a linear equation and why the committee in Githurai needs quadratic mathematics to find the dimensions of their hall.</w:t>
             </w:r>
           </w:p>
         </w:tc>
@@ -862,7 +862,7 @@
                 <w:sz w:val="18"/>
                 <w:szCs w:val="18"/>
               </w:rPr>
-              <w:t xml:space="preserve">Teacher presents several quadratic expressions (e.g. x² + 7x + 12, x² − 5x + 6, x² + 2x − 120) and leads students through the factor-pair search: identify two integers that multiply to c and add to b. Students work in pairs to complete a factor-pair table for each expression, then rewrite each as a product of two brackets. The teacher deliberately includes the hall expression x² + 2x − 120 so students factorise it themselves and confirm (x + 12)(x − 10).</w:t>
+              <w:t xml:space="preserve">Learners observed three teacher-narrated worked examples of factorisation: (1) x² + 5x + 6 (Kericho tea farmer profit), (2) w² + 2w − 120 (the Harambee hall equation), and (3) x² − 49 (Mombasa tiling contractor — difference of two squares). They completed a 6-question individual worksheet applying these patterns.</w:t>
             </w:r>
           </w:p>
         </w:tc>
@@ -894,7 +894,7 @@
                 <w:sz w:val="18"/>
                 <w:szCs w:val="18"/>
               </w:rPr>
-              <w:t xml:space="preserve">Learners learned that: (a) factorisation is the reverse of expansion; (b) to factorise x² + bx + c, find two integers p and q such that p × q = c and p + q = b, then write (x + p)(x + q); (c) the sign of c determines whether p and q have the same sign (c &gt; 0) or opposite signs (c &lt; 0), which is a reliable checking heuristic; (d) not every quadratic expression factorises neatly over the integers — some require other methods. Pedagogical note: The factor-pair table is a powerful scaffold; encourage students to keep using it rather than guessing. For the hall problem, c = −120, so students must find a positive and a negative factor — connecting sign rules to real context reinforces meaning.</w:t>
+              <w:t xml:space="preserve">Learners learned that: (a) factorisation is the reverse of expansion; (b) to factorise x² + bx + c, find two numbers that multiply to c and add to b; (c) to factorise ax² + bx + c, use the splitting-the-middle-term method (multiply a × c, find factor pair, split the middle term, factor by grouping); (d) perfect square trinomials and difference of two squares follow special patterns; (e) the Harambee hall equation w² + 2w − 120 = 0 factorises to (w + 12)(w − 10) = 0, giving real width w = 10 m and length 12 m; (f) negative roots are rejected when the variable represents a physical measurement.</w:t>
             </w:r>
           </w:p>
         </w:tc>
@@ -926,7 +926,7 @@
                 <w:sz w:val="18"/>
                 <w:szCs w:val="18"/>
               </w:rPr>
-              <w:t xml:space="preserve">The teacher explains that factorisation transforms a quadratic expression into a product form, which is the gateway to solving quadratic equations (Lesson 4). The teacher updates the DQB: 'We can now factorise the hall expression. But how does factorisation actually give us the value of w?' Pedagogical note: Assess whether students can independently factorise at least two expressions before ending the lesson. A quick exit ticket (factorise x² − 3x − 28) takes 3 minutes and reveals readiness for Lesson 4.</w:t>
+              <w:t xml:space="preserve">Learners explained their factorisation reasoning through three group problems: (A) the hall equation — factorised and interpreted, rejecting the negative root; (B) Mama Akinyi's Gikomba mandazi revenue model 6n² + 11n − 10, factorised to (2n + 5)(3n − 2); (C) the Kisumu garden perfect square x² + 14x + 49 = (x + 7)². They updated their cumulative hall model diagrams and posted DQB sticky notes anchored to the insight: 'Factorisation lets us undo expansion to find hidden values.'</w:t>
             </w:r>
           </w:p>
         </w:tc>
@@ -1011,7 +1011,7 @@
                 <w:sz w:val="18"/>
                 <w:szCs w:val="18"/>
               </w:rPr>
-              <w:t xml:space="preserve">Teacher returns to the Githurai hall equation: w² + 2w − 120 = 0. Students have already factorised the left side as (w + 12)(w − 10). The teacher introduces the Zero Product Property: if A × B = 0, then A = 0 OR B = 0. Students observe the teacher apply this to set w + 12 = 0 and w − 10 = 0, yielding w = −12 and w = 10. Students then observe that w = −12 is rejected because a dimension cannot be negative in the real context, leaving w = 10 m as the hall width and (10 + 2) = 12 m as the length. Students verify: 10 × 12 = 120 ✓.</w:t>
+              <w:t xml:space="preserve">We observed that setting each factor of (w + 12)(w - 10) = 0 equal to zero gives w = -12 and w = 10. When we substituted both values back, both made the equation true. We also observed that in the Githurai hall problem, only w = 10 makes sense as a physical width.</w:t>
             </w:r>
           </w:p>
         </w:tc>
@@ -1043,7 +1043,7 @@
                 <w:sz w:val="18"/>
                 <w:szCs w:val="18"/>
               </w:rPr>
-              <w:t xml:space="preserve">Students learned that: (a) once a quadratic equation is factorised, the Zero Product Property converts it into two simple linear equations; (b) each linear equation gives one potential solution (root) of the quadratic; (c) a quadratic equation has at most two roots; (d) in real-world problems, solutions must be checked against context constraints — negative lengths are mathematically valid but physically meaningless. Pedagogical note: The moment of solving the driving question's core equation is emotionally significant — pause, celebrate it, and have a student read aloud the final answer in a full sentence ('The Githurai hall is 10 metres wide and 12 metres long'). This anchors the purpose of the entire method.</w:t>
+              <w:t xml:space="preserve">We learned the Zero Product Property: if two factors multiply to give zero, at least one factor must equal zero. We learned that a quadratic equation solved by factorisation always produces two solutions, and that context — not just algebra — determines which solution to accept.</w:t>
             </w:r>
           </w:p>
         </w:tc>
@@ -1075,7 +1075,7 @@
                 <w:sz w:val="18"/>
                 <w:szCs w:val="18"/>
               </w:rPr>
-              <w:t xml:space="preserve">The teacher explains that factorisation + Zero Product Property is the most elegant solving method when it works, but it requires the quadratic to factorise over the integers. The teacher poses a challenge: 'What if the area had been 115 m²? Would w² + 2w − 115 = 0 factorise neatly?' Students attempt to find factor pairs and discover it does not — motivating the need for alternative methods introduced in Lessons 5 and 6. The DQB is updated: 'Solved! But only when factorisation is possible. What do we do when it isn't?'</w:t>
+              <w:t xml:space="preserve">We explained that the Harambee hall in Githurai must be 10 m wide and 12 m long because the Zero Product Property gives us two roots (w = 10 and w = -12) but a negative width is physically impossible. We also explained that sometimes both roots are positive and we must use deeper contextual reasoning to choose between them.</w:t>
             </w:r>
           </w:p>
         </w:tc>
@@ -1160,7 +1160,7 @@
                 <w:sz w:val="18"/>
                 <w:szCs w:val="18"/>
               </w:rPr>
-              <w:t xml:space="preserve">Teacher presents a quadratic equation that does not factorise over integers (e.g. x² + 6x − 7 = 0, then a context example such as a Kericho tea-farm plot with area that gives x² + 4x = 12). Students observe the teacher construct a geometric square model: x² + 4x is represented as a square of side x plus a rectangle of width 4, and the 'missing corner' needed to complete the square is (4/2)² = 4. Students observe the teacher add 4 to both sides, rewrite as (x + 2)² = 16, then take the square root of both sides to find x + 2 = ±4, giving x = 2 or x = −6.</w:t>
+              <w:t xml:space="preserve">Learners observed that the Nakuru school garden equation (x² + 6x = 48) could not be solved by factorisation over integers. Through a geometric grid-paper construction, they saw a literal square being 'completed' by adding a 3 × 3 corner piece, and observed that the resulting diagram corresponded exactly to the algebraic identity (x + 3)² = x² + 6x + 9.</w:t>
             </w:r>
           </w:p>
         </w:tc>
@@ -1192,7 +1192,7 @@
                 <w:sz w:val="18"/>
                 <w:szCs w:val="18"/>
               </w:rPr>
-              <w:t xml:space="preserve">Learners learned that: (a) any quadratic equation of the form x² + bx = c can be rewritten as (x + b/2)² = c + (b/2)² — a process called completing the square — by adding (b/2)² to both sides; (b) this converts the equation into a perfect square on the left, allowing a direct square root; (c) taking the square root introduces a ± sign, yielding two solutions; (d) the method works for any quadratic, not just those with integer factor pairs. Pedagogical note: The geometric square diagram is essential — it gives students a visual anchor for why (b/2)² is added, not an arbitrary trick. Draw it large on the board and leave it visible throughout the lesson.</w:t>
+              <w:t xml:space="preserve">Learners learned that any quadratic equation of the form x² + bx = c can be rewritten as (x + b/2)² = c + (b/2)² — a process called completing the square. They learned that this method always works, produces exact (sometimes irrational) solutions, and gives the same answer as factorisation when both methods apply. They applied this to the Nakuru garden and re-verified the Githurai hall dimensions.</w:t>
             </w:r>
           </w:p>
         </w:tc>
@@ -1224,7 +1224,7 @@
                 <w:sz w:val="18"/>
                 <w:szCs w:val="18"/>
               </w:rPr>
-              <w:t xml:space="preserve">The teacher explains that completing the square is both a solving technique and the foundation for deriving the quadratic formula in Lesson 6. Students revisit the Githurai hall equation (w² + 2w − 120 = 0) and solve it by completing the square as a verification exercise, confirming they get w = 10 again. The DQB is updated: 'Completing the square always works — but is there an even faster general method?' Pedagogical note: Ensure students can execute the 'add (b/2)² to both sides' step fluently before Lesson 6; a common error is forgetting to add to the right side as well.</w:t>
+              <w:t xml:space="preserve">Learners explained why completing the square works by connecting each algebraic step to a region in their geometric diagram. They explained that the Githurai committee can now use this method for any rectangular-area planning problem — even when the dimensions do not produce neat integer factor pairs — and updated the DQB with the headline: 'Completing the square ALWAYS works, even when factorisation fails.'</w:t>
             </w:r>
           </w:p>
         </w:tc>
@@ -1309,7 +1309,7 @@
                 <w:sz w:val="18"/>
                 <w:szCs w:val="18"/>
               </w:rPr>
-              <w:t xml:space="preserve">Teacher derives the quadratic formula live in front of students by completing the square on the general equation ax² + bx + c = 0. Students observe each algebraic step annotated on the board, arriving at x = (−b ± √(b² − 4ac)) / 2a. Teacher then presents the Mombasa stone-throwing context: a stone is thrown upward from the Fort Jesus cliff with height modelled by h = −5t² + 20t + 25. Students observe the teacher substitute h = 0 (stone hits the ground), rearrange to 5t² − 20t − 25 = 0, identify a = 5, b = −20, c = −25, and substitute into the formula, obtaining t = 5 seconds (rejecting the negative root).</w:t>
+              <w:t xml:space="preserve">Students observed the algebraic derivation of the quadratic formula by completing the square on the general form ax² + bx + c = 0, step by step using a Derivation Scaffold card. They also observed two applied Kenyan scenarios: (1) a stone thrown from a Mombasa cliff modelled by h(t) = −5t² + 20t + 25 = 0, and (2) a mandazi vendor's break-even pricing modelled by −2x² + 40x − 150 = 0. Students observed that one of the Mombasa solutions (t = −1) had to be rejected because time cannot be negative.</w:t>
             </w:r>
           </w:p>
         </w:tc>
@@ -1341,7 +1341,7 @@
                 <w:sz w:val="18"/>
                 <w:szCs w:val="18"/>
               </w:rPr>
-              <w:t xml:space="preserve">Students learned that: (1) the quadratic formula x = (−b ± √(b² − 4ac)) / 2a can be derived by completing the square on any quadratic equation in standard form, which means it works universally — for all quadratics, factorisable or not; (2) the expression under the square root, b² − 4ac (the discriminant), controls how many real solutions exist: positive → two solutions, zero → one solution, negative → no real solutions; (3) the formula is a direct computational tool — once a, b, and c are correctly identified, solutions are mechanical to find. Pedagogical note: Make students write 'a = __, b = __, c = __' explicitly before substituting — this single habit prevents the majority of formula errors. Cold-call three students to state a, b, c for different equations before they calculate.</w:t>
+              <w:t xml:space="preserve">Students learned that: (1) the quadratic formula x = (−b ± √(b² − 4ac)) / 2a can be derived by completing the square on any quadratic equation in standard form; (2) the discriminant Δ = b² − 4ac determines the number of real solutions before full solving (Δ &gt; 0 gives two solutions, Δ = 0 gives one, Δ &lt; 0 gives none); (3) the quadratic formula works for every quadratic equation, even those that cannot be factorised easily; (4) mathematical solutions must always be interpreted in context — not all algebraic solutions are physically or logically meaningful.</w:t>
             </w:r>
           </w:p>
         </w:tc>
@@ -1373,7 +1373,7 @@
                 <w:sz w:val="18"/>
                 <w:szCs w:val="18"/>
               </w:rPr>
-              <w:t xml:space="preserve">The teacher explains that the quadratic formula is the ultimate fallback: every quadratic can be solved with it. However, factorisation (when it works) is faster, and completing the square builds deeper understanding. Students are guided to choose methods strategically: try factorisation first; if factor pairs are not obvious within 60 seconds, use the formula. The DQB is updated: 'We now have three methods. When do we use each one?' Students add a method-selection guide to their notes. The Githurai hall problem is solved again using the formula as a final verification, cementing the connection to the driving question.</w:t>
+              <w:t xml:space="preserve">Students explained, using the Claim-Evidence-Reasoning strategy and their method comparison table, when each of the three methods (factorisation, completing the square, quadratic formula) is most appropriate. They explained why t = −1 is rejected in the Mombasa problem and why the quadratic formula is described as a 'universal tool'. They also explained, using the discriminant, why equation C (x² + x + 3 = 0) from the Predict phase has no real solutions, revisiting and correcting their initial predictions.</w:t>
             </w:r>
           </w:p>
         </w:tc>
@@ -1426,7 +1426,7 @@
                 <w:sz w:val="18"/>
                 <w:szCs w:val="18"/>
               </w:rPr>
-              <w:t xml:space="preserve">Applying Quadratic Equations to Community Planning Problems</w:t>
+              <w:t xml:space="preserve">Application, Model Building and Consolidation — Closing the Harambee Hall Story</w:t>
             </w:r>
           </w:p>
         </w:tc>
@@ -1458,7 +1458,7 @@
                 <w:sz w:val="18"/>
                 <w:szCs w:val="18"/>
               </w:rPr>
-              <w:t xml:space="preserve">Teacher presents a set of real Kenyan community planning scenarios — e.g. a rectangular maize farm in the Rift Valley whose area and perimeter relationships yield a quadratic, a water tank design in Kisumu, and a githeri-serving table layout for a school in Nairobi. Students work in groups to model each scenario as a quadratic equation, choose an appropriate solving method, solve, reject non-physical solutions, and present their findings as a community recommendation (dimensions in metres, quantities in units).</w:t>
+              <w:t xml:space="preserve">We observed that the Githurai Harambee committee could not find the hall dimensions using arithmetic or linear equations — but when we wrote w(w + 2) = 120 and rearranged it to w² + 2w − 120 = 0, three different methods — factorisation, completing the square, and the quadratic formula — all gave us w = 10 and w = -12. We also observed that new community problems about fish-drying yards, tiled borders, and chapati pricing could all be modelled and solved as quadratic equations.</w:t>
             </w:r>
           </w:p>
         </w:tc>
@@ -1490,7 +1490,7 @@
                 <w:sz w:val="18"/>
                 <w:szCs w:val="18"/>
               </w:rPr>
-              <w:t xml:space="preserve">Students learned to apply the full quadratic equation toolkit — factorisation, completing the square, and the quadratic formula — to authentic community planning contexts. They learned that the modelling cycle has four stages: (1) define the unknown and express all given information algebraically; (2) form the quadratic equation from the area, perimeter, or other relationship; (3) solve using the most efficient method; (4) interpret and validate solutions against real-world constraints. Students also consolidated method-selection strategy: factorise when integer factor pairs are obvious; complete the square when the leading coefficient is 1 and b is even; use the formula otherwise. Pedagogical note: Emphasise stage 4 repeatedly — a negative width or a time before the event starts are mathematical solutions that must be rejected with a written reason.</w:t>
+              <w:t xml:space="preserve">We learned that factorisation is most efficient when the equation has integer factor pairs; completing the square always works and reveals the geometric meaning of the solution; the quadratic formula is universal and essential when the discriminant is not an obvious perfect square. We learned that both algebraic solutions must always be interpreted in context — a negative width is mathematically valid but physically meaningless. Most importantly, we learned that a quadratic equation is a precise tool for answering real planning questions that a community cannot solve by guessing.</w:t>
             </w:r>
           </w:p>
         </w:tc>
@@ -1522,7 +1522,7 @@
                 <w:sz w:val="18"/>
                 <w:szCs w:val="18"/>
               </w:rPr>
-              <w:t xml:space="preserve">The teacher brings the unit to a close by returning to the Githurai Harambee hall problem. A student volunteer solves it on the board from scratch — choosing their preferred method — and presents the final answer to the class as if addressing the community committee. The teacher facilitates a DQB review: the class revisits every question posted since Lesson 1 and confirms each has been answered. Students write a one-paragraph 'Community Report' summarising the hall dimensions and explaining why the quadratic equation was necessary. Pedagogical note: The Community Report serves as a formative assessment of both mathematical fluency and communication competency. Look for correct dimensions (w = 10 m, l = 12 m), correct rejection of w = −12, and a clear sentence explaining what a quadratic equation is and why a linear approach would have failed.</w:t>
+              <w:t xml:space="preserve">We explained that the three solution methods are not competing alternatives but complementary tools — each suited to different problem structures. We explained the full unit journey: quadratic expressions emerge from area and revenue contexts; expansion reveals their structure; factorisation reverses expansion to find roots; completing the square and the quadratic formula extend our reach to equations that resist factorisation. We explained to a community audience — through our models and reflections — that knowing how to write and solve a quadratic equation gives any person the power to answer real questions about land, construction, pricing, and planning in their own community.</w:t>
             </w:r>
           </w:p>
         </w:tc>
@@ -1646,7 +1646,7 @@
         </w:rPr>
         <w:t xml:space="preserve">© 2026 SeaVuria and ARES. This work is licensed under a </w:t>
       </w:r>
-      <w:hyperlink w:history="1" r:id="rIdlenoixyxden_4b1v18kim">
+      <w:hyperlink w:history="1" r:id="rIdstaoxyqeumkpmdnh4bs7n">
         <w:r>
           <w:rPr>
             <w:rFonts w:ascii="Arial" w:cs="Arial" w:eastAsia="Arial" w:hAnsi="Arial"/>
@@ -1666,7 +1666,7 @@
         </w:rPr>
         <w:t xml:space="preserve"> (</w:t>
       </w:r>
-      <w:hyperlink w:history="1" r:id="rIdlrevi_e4pj_xlzgkvmqt4">
+      <w:hyperlink w:history="1" r:id="rIdwlttibkxmndmfehozfe9g">
         <w:r>
           <w:rPr>
             <w:rFonts w:ascii="Arial" w:cs="Arial" w:eastAsia="Arial" w:hAnsi="Arial"/>
@@ -1686,7 +1686,7 @@
         </w:rPr>
         <w:t xml:space="preserve">). To view a copy of this license, visit </w:t>
       </w:r>
-      <w:hyperlink w:history="1" r:id="rIdprrhxdqnpcbrfy_iadont">
+      <w:hyperlink w:history="1" r:id="rIdnudvc6lyvmv61q52rrcft">
         <w:r>
           <w:rPr>
             <w:rFonts w:ascii="Arial" w:cs="Arial" w:eastAsia="Arial" w:hAnsi="Arial"/>

--- a/data/outputs/v2/Maths/SS1.3_Quadratic_Equations/Mathematics_Quadratic_Equations_SummaryTable.docx
+++ b/data/outputs/v2/Maths/SS1.3_Quadratic_Equations/Mathematics_Quadratic_Equations_SummaryTable.docx
@@ -1646,7 +1646,7 @@
         </w:rPr>
         <w:t xml:space="preserve">© 2026 SeaVuria and ARES. This work is licensed under a </w:t>
       </w:r>
-      <w:hyperlink w:history="1" r:id="rIdstaoxyqeumkpmdnh4bs7n">
+      <w:hyperlink w:history="1" r:id="rIdkkngvqvzahvj7ubozzwdr">
         <w:r>
           <w:rPr>
             <w:rFonts w:ascii="Arial" w:cs="Arial" w:eastAsia="Arial" w:hAnsi="Arial"/>
@@ -1666,7 +1666,7 @@
         </w:rPr>
         <w:t xml:space="preserve"> (</w:t>
       </w:r>
-      <w:hyperlink w:history="1" r:id="rIdwlttibkxmndmfehozfe9g">
+      <w:hyperlink w:history="1" r:id="rId55_iz7atyjllu3y5mpbm8">
         <w:r>
           <w:rPr>
             <w:rFonts w:ascii="Arial" w:cs="Arial" w:eastAsia="Arial" w:hAnsi="Arial"/>
@@ -1686,7 +1686,7 @@
         </w:rPr>
         <w:t xml:space="preserve">). To view a copy of this license, visit </w:t>
       </w:r>
-      <w:hyperlink w:history="1" r:id="rIdnudvc6lyvmv61q52rrcft">
+      <w:hyperlink w:history="1" r:id="rIdiun8m8yzbwbw4lnxwf1ir">
         <w:r>
           <w:rPr>
             <w:rFonts w:ascii="Arial" w:cs="Arial" w:eastAsia="Arial" w:hAnsi="Arial"/>

--- a/data/outputs/v2/Maths/SS1.3_Quadratic_Equations/Mathematics_Quadratic_Equations_SummaryTable.docx
+++ b/data/outputs/v2/Maths/SS1.3_Quadratic_Equations/Mathematics_Quadratic_Equations_SummaryTable.docx
@@ -1646,7 +1646,7 @@
         </w:rPr>
         <w:t xml:space="preserve">© 2026 SeaVuria and ARES. This work is licensed under a </w:t>
       </w:r>
-      <w:hyperlink w:history="1" r:id="rIdkkngvqvzahvj7ubozzwdr">
+      <w:hyperlink w:history="1" r:id="rIdmnlcjbmwrkfy0lroafi2l">
         <w:r>
           <w:rPr>
             <w:rFonts w:ascii="Arial" w:cs="Arial" w:eastAsia="Arial" w:hAnsi="Arial"/>
@@ -1666,7 +1666,7 @@
         </w:rPr>
         <w:t xml:space="preserve"> (</w:t>
       </w:r>
-      <w:hyperlink w:history="1" r:id="rId55_iz7atyjllu3y5mpbm8">
+      <w:hyperlink w:history="1" r:id="rIdvw7f-r0-g85_mhobmuj5d">
         <w:r>
           <w:rPr>
             <w:rFonts w:ascii="Arial" w:cs="Arial" w:eastAsia="Arial" w:hAnsi="Arial"/>
@@ -1686,7 +1686,7 @@
         </w:rPr>
         <w:t xml:space="preserve">). To view a copy of this license, visit </w:t>
       </w:r>
-      <w:hyperlink w:history="1" r:id="rIdiun8m8yzbwbw4lnxwf1ir">
+      <w:hyperlink w:history="1" r:id="rIdljkw8qffokj6p3cgnxzaf">
         <w:r>
           <w:rPr>
             <w:rFonts w:ascii="Arial" w:cs="Arial" w:eastAsia="Arial" w:hAnsi="Arial"/>

--- a/data/outputs/v2/Maths/SS1.3_Quadratic_Equations/Mathematics_Quadratic_Equations_SummaryTable.docx
+++ b/data/outputs/v2/Maths/SS1.3_Quadratic_Equations/Mathematics_Quadratic_Equations_SummaryTable.docx
@@ -1646,7 +1646,7 @@
         </w:rPr>
         <w:t xml:space="preserve">© 2026 SeaVuria and ARES. This work is licensed under a </w:t>
       </w:r>
-      <w:hyperlink w:history="1" r:id="rIdmnlcjbmwrkfy0lroafi2l">
+      <w:hyperlink w:history="1" r:id="rIdcx-3zeppfsrglxxwlr1na">
         <w:r>
           <w:rPr>
             <w:rFonts w:ascii="Arial" w:cs="Arial" w:eastAsia="Arial" w:hAnsi="Arial"/>
@@ -1666,7 +1666,7 @@
         </w:rPr>
         <w:t xml:space="preserve"> (</w:t>
       </w:r>
-      <w:hyperlink w:history="1" r:id="rIdvw7f-r0-g85_mhobmuj5d">
+      <w:hyperlink w:history="1" r:id="rIdqihfluciz-rxibkxsh2v_">
         <w:r>
           <w:rPr>
             <w:rFonts w:ascii="Arial" w:cs="Arial" w:eastAsia="Arial" w:hAnsi="Arial"/>
@@ -1686,7 +1686,7 @@
         </w:rPr>
         <w:t xml:space="preserve">). To view a copy of this license, visit </w:t>
       </w:r>
-      <w:hyperlink w:history="1" r:id="rIdljkw8qffokj6p3cgnxzaf">
+      <w:hyperlink w:history="1" r:id="rIdaibwfta5kex6afg0vytkg">
         <w:r>
           <w:rPr>
             <w:rFonts w:ascii="Arial" w:cs="Arial" w:eastAsia="Arial" w:hAnsi="Arial"/>

--- a/data/outputs/v2/Maths/SS1.3_Quadratic_Equations/Mathematics_Quadratic_Equations_SummaryTable.docx
+++ b/data/outputs/v2/Maths/SS1.3_Quadratic_Equations/Mathematics_Quadratic_Equations_SummaryTable.docx
@@ -532,7 +532,7 @@
                 <w:sz w:val="18"/>
                 <w:szCs w:val="18"/>
               </w:rPr>
-              <w:t xml:space="preserve">Anchoring the Phenomenon: The Githurai Harambee Hall Problem</w:t>
+              <w:t xml:space="preserve">Predict &amp; Anchor Phenomenon: The Githurai Harambee Hall</w:t>
             </w:r>
           </w:p>
         </w:tc>
@@ -564,7 +564,7 @@
                 <w:sz w:val="18"/>
                 <w:szCs w:val="18"/>
               </w:rPr>
-              <w:t xml:space="preserve">Students observed a hand-drawn sketch of the Githurai Harambee hall — a rectangle with width w, length (w + 2), and Area = 120 m² — and attempted to find w using trial-and-error arithmetic, generating a whole-class table of (w, Area) pairs.</w:t>
+              <w:t xml:space="preserve">What did we observe about the Githurai hall problem? Record the trial-and-error table results (w = 8 to 12 and areas 80, 99, 120, 143, 168 m^2), the finding that w = 10 gives exactly 120 m^2, that the area grows by different amounts, and that the perimeter 4w + 4 is linear.</w:t>
             </w:r>
           </w:p>
         </w:tc>
@@ -596,7 +596,7 @@
                 <w:sz w:val="18"/>
                 <w:szCs w:val="18"/>
               </w:rPr>
-              <w:t xml:space="preserve">Students learned that multiplying two expressions each containing w produces a w² term, making the equation w² + 2w − 120 = 0 structurally different from linear equations; they identified this as a quadratic equation in the general form ax² + bx + c = 0 with a = 1, b = 2, c = −120.</w:t>
+              <w:t xml:space="preserve">What did we learn? Record that when an unknown is multiplied by itself we get a w^2 term and a quadratic equation; the general form ax^2 + bx + c = 0 with a not equal to 0; and that for the hall w^2 + 2w - 120 = 0, a = 1, b = 2, c = -120.</w:t>
             </w:r>
           </w:p>
         </w:tc>
@@ -628,7 +628,7 @@
                 <w:sz w:val="18"/>
                 <w:szCs w:val="18"/>
               </w:rPr>
-              <w:t xml:space="preserve">Students explained that linear methods fail for the hall problem because the area relationship forces w to be multiplied by itself, creating a squared term that cannot be isolated by simple arithmetic or one-step inverse operations — and that a new class of mathematical tools (quadratic equation methods) is needed to find the exact dimensions for the community's hall.</w:t>
+              <w:t xml:space="preserve">How can we explain why the committee got stuck? Write 2-3 sentences using the evidence: area = w(w + 2) has w x w, so it is not linear; the perimeter 4w + 4 is linear but does not give area; guessing works only if we are lucky, so we need new methods for quadratic equations.</w:t>
             </w:r>
           </w:p>
         </w:tc>
@@ -681,7 +681,7 @@
                 <w:sz w:val="18"/>
                 <w:szCs w:val="18"/>
               </w:rPr>
-              <w:t xml:space="preserve">Expanding and Simplifying Quadratic Expressions</w:t>
+              <w:t xml:space="preserve">Expanding and Simplifying Quadratic Expressions: From the Githurai Hall to the Kericho Tea Farm</w:t>
             </w:r>
           </w:p>
         </w:tc>
@@ -713,7 +713,7 @@
                 <w:sz w:val="18"/>
                 <w:szCs w:val="18"/>
               </w:rPr>
-              <w:t xml:space="preserve">We observed that multiplying (w)(w + 2) from the Githurai hall sketch and (x + 5)(x + 3) from the Kericho farm both produced expressions with a squared term, a middle term, and a constant — even when different methods were used.</w:t>
+              <w:t xml:space="preserve">We observed that multiplying two brackets such as (w + 2)(w + 3) gives four products. In the area model of the Kericho plot (x + 5)(x + 3), the pieces were x^2, 5x, 3x and 15. The area x^2 + 8x + 15 m^2 has an x^2 term, but the fencing perimeter 4x + 16 m does not. At x = 5, the plot is 10 m by 8 m, with area 80 m^2 and perimeter 36 m.</w:t>
             </w:r>
           </w:p>
         </w:tc>
@@ -745,7 +745,7 @@
                 <w:sz w:val="18"/>
                 <w:szCs w:val="18"/>
               </w:rPr>
-              <w:t xml:space="preserve">We learned that the distributive law and FOIL method are systematic ways to expand the product of any two linear expressions, always producing a quadratic expression of the form ax² + bx + c, and that the Harambee hall problem can now be written precisely as w² + 2w − 120 = 0.</w:t>
+              <w:t xml:space="preserve">We learned to expand a product of two binomials using the distributive law and FOIL (First, Outer, Inner, Last), then collect like terms. For example, (w + 2)(w + 3) = w^2 + 5w + 6 and (2x - 1)(3x + 4) = 6x^2 + 5x - 4. The answer always has the form ax^2 + bx + c, and signs must stay with the terms that follow them.</w:t>
             </w:r>
           </w:p>
         </w:tc>
@@ -777,7 +777,7 @@
                 <w:sz w:val="18"/>
                 <w:szCs w:val="18"/>
               </w:rPr>
-              <w:t xml:space="preserve">We can explain that the squared term in a quadratic expression arises because the variable appears in both brackets and multiplies itself during expansion; this is why the hall problem cannot be solved with a linear equation and why the committee in Githurai needs quadratic mathematics to find the dimensions of their hall.</w:t>
+              <w:t xml:space="preserve">We can explain that the Githurai hall expression w(w + 2) and the Kericho plot area (x + 5)(x + 3) are quadratic because an unknown length is multiplied by another length that contains the unknown, creating an x^2 term. A perimeter adds lengths, so it stays linear. We now know how quadratic expressions are formed, but we still need a way to go backwards to find the brackets and later the width w of the hall.</w:t>
             </w:r>
           </w:p>
         </w:tc>
@@ -830,7 +830,7 @@
                 <w:sz w:val="18"/>
                 <w:szCs w:val="18"/>
               </w:rPr>
-              <w:t xml:space="preserve">Factorisation of Quadratic Expressions</w:t>
+              <w:t xml:space="preserve">Factorisation of Quadratic Expressions: Undoing Expansion to Find the Hidden Hall Dimensions</w:t>
             </w:r>
           </w:p>
         </w:tc>
@@ -862,7 +862,7 @@
                 <w:sz w:val="18"/>
                 <w:szCs w:val="18"/>
               </w:rPr>
-              <w:t xml:space="preserve">Learners observed three teacher-narrated worked examples of factorisation: (1) x² + 5x + 6 (Kericho tea farmer profit), (2) w² + 2w − 120 (the Harambee hall equation), and (3) x² − 49 (Mombasa tiling contractor — difference of two squares). They completed a 6-question individual worksheet applying these patterns.</w:t>
+              <w:t xml:space="preserve">What did we observe? Example: When we reversed FOIL, the two numbers in the brackets multiplied to give the constant and added to give the middle coefficient. x^2 + 6x + 9 became (x + 3)^2, x^2 - 49 became (x - 7)(x + 7), and 2x^2 + 7x + 3 became (2x + 1)(x + 3).</w:t>
             </w:r>
           </w:p>
         </w:tc>
@@ -894,7 +894,7 @@
                 <w:sz w:val="18"/>
                 <w:szCs w:val="18"/>
               </w:rPr>
-              <w:t xml:space="preserve">Learners learned that: (a) factorisation is the reverse of expansion; (b) to factorise x² + bx + c, find two numbers that multiply to c and add to b; (c) to factorise ax² + bx + c, use the splitting-the-middle-term method (multiply a × c, find factor pair, split the middle term, factor by grouping); (d) perfect square trinomials and difference of two squares follow special patterns; (e) the Harambee hall equation w² + 2w − 120 = 0 factorises to (w + 12)(w − 10) = 0, giving real width w = 10 m and length 12 m; (f) negative roots are rejected when the variable represents a physical measurement.</w:t>
+              <w:t xml:space="preserve">What did we learn? Example: Factorising means writing an expression as a product of brackets, and it is the reverse of expanding. We can always check a factorisation by expanding it. Perfect squares and the difference of two squares are special patterns.</w:t>
             </w:r>
           </w:p>
         </w:tc>
@@ -926,7 +926,7 @@
                 <w:sz w:val="18"/>
                 <w:szCs w:val="18"/>
               </w:rPr>
-              <w:t xml:space="preserve">Learners explained their factorisation reasoning through three group problems: (A) the hall equation — factorised and interpreted, rejecting the negative root; (B) Mama Akinyi's Gikomba mandazi revenue model 6n² + 11n − 10, factorised to (2n + 5)(3n − 2); (C) the Kisumu garden perfect square x² + 14x + 49 = (x + 7)². They updated their cumulative hall model diagrams and posted DQB sticky notes anchored to the insight: 'Factorisation lets us undo expansion to find hidden values.'</w:t>
+              <w:t xml:space="preserve">How does this help explain the Githurai hall? Example: The hall expression w^2 + 2w - 120 factorises as (w + 12)(w - 10) using the factor pair 12 and -10 (product -120, sum 2). The same method works for the Gikomba mandazi revenue x^2 + 7x - 30 = (x + 10)(x - 3). We have the hidden brackets, but we still wonder how they give the width; that is the next step.</w:t>
             </w:r>
           </w:p>
         </w:tc>
@@ -979,7 +979,7 @@
                 <w:sz w:val="18"/>
                 <w:szCs w:val="18"/>
               </w:rPr>
-              <w:t xml:space="preserve">Solving Quadratic Equations by Factorisation</w:t>
+              <w:t xml:space="preserve">Solving Quadratic Equations by Factorisation: Zero Product Property and the Githurai Harambee Hall</w:t>
             </w:r>
           </w:p>
         </w:tc>
@@ -1011,7 +1011,7 @@
                 <w:sz w:val="18"/>
                 <w:szCs w:val="18"/>
               </w:rPr>
-              <w:t xml:space="preserve">We observed that setting each factor of (w + 12)(w - 10) = 0 equal to zero gives w = -12 and w = 10. When we substituted both values back, both made the equation true. We also observed that in the Githurai hall problem, only w = 10 makes sense as a physical width.</w:t>
+              <w:t xml:space="preserve">We observed that when the factorised hall equation (w + 12)(w - 10) = 0 is written, one of the brackets must be zero, which gives w = 10 or w = -12. We saw that w = 10 matches the 10 m by 12 m row (area 120 m2) in the trial-and-error table, and that w = -12 would give negative dimensions. In the Kisumu fish pond, w^2 + 3w - 40 = 0 gave w = 5 or w = -8.</w:t>
             </w:r>
           </w:p>
         </w:tc>
@@ -1043,7 +1043,7 @@
                 <w:sz w:val="18"/>
                 <w:szCs w:val="18"/>
               </w:rPr>
-              <w:t xml:space="preserve">We learned the Zero Product Property: if two factors multiply to give zero, at least one factor must equal zero. We learned that a quadratic equation solved by factorisation always produces two solutions, and that context — not just algebra — determines which solution to accept.</w:t>
+              <w:t xml:space="preserve">We learned the Zero Product Property: if A x B = 0 then A = 0 or B = 0. To solve a quadratic equation by factorisation we write it in the form ax^2 + bx + c = 0, factorise, set each factor equal to zero, solve for the two solutions, and check each one in the context.</w:t>
             </w:r>
           </w:p>
         </w:tc>
@@ -1075,7 +1075,7 @@
                 <w:sz w:val="18"/>
                 <w:szCs w:val="18"/>
               </w:rPr>
-              <w:t xml:space="preserve">We explained that the Harambee hall in Githurai must be 10 m wide and 12 m long because the Zero Product Property gives us two roots (w = 10 and w = -12) but a negative width is physically impossible. We also explained that sometimes both roots are positive and we must use deeper contextual reasoning to choose between them.</w:t>
+              <w:t xml:space="preserve">A quadratic equation can have two solutions, but context tells us which one to use. For the Githurai Harambee hall, w = 10 and w = -12 both satisfy the equation, but a width cannot be negative, so we reject -12 and conclude the hall has width 10 m and length 12 m (area 10 x 12 = 120 m2). In the same way, the Kisumu fish pond has width 5 m and length 8 m (5 x 8 = 40 m2).</w:t>
             </w:r>
           </w:p>
         </w:tc>
@@ -1128,7 +1128,7 @@
                 <w:sz w:val="18"/>
                 <w:szCs w:val="18"/>
               </w:rPr>
-              <w:t xml:space="preserve">Solving Quadratic Equations by Completing the Square</w:t>
+              <w:t xml:space="preserve">Solving by Completing the Square: The Nakuru School Garden</w:t>
             </w:r>
           </w:p>
         </w:tc>
@@ -1160,7 +1160,7 @@
                 <w:sz w:val="18"/>
                 <w:szCs w:val="18"/>
               </w:rPr>
-              <w:t xml:space="preserve">Learners observed that the Nakuru school garden equation (x² + 6x = 48) could not be solved by factorisation over integers. Through a geometric grid-paper construction, they saw a literal square being 'completed' by adding a 3 × 3 corner piece, and observed that the resulting diagram corresponded exactly to the algebraic identity (x + 3)² = x² + 6x + 9.</w:t>
+              <w:t xml:space="preserve">We observed that x^2 + 6x - 48 = 0 (the Nakuru school garden, area 48 m^2, length 6 m more than the width) has no integer factor pair with product -48 and sum 6, so it does not factorise. We also observed with paper pieces and a diagram that an x by x square and two 3 by x rectangles need a 3 by 3 corner (area 9) to form a square of side (x + 3).</w:t>
             </w:r>
           </w:p>
         </w:tc>
@@ -1192,7 +1192,7 @@
                 <w:sz w:val="18"/>
                 <w:szCs w:val="18"/>
               </w:rPr>
-              <w:t xml:space="preserve">Learners learned that any quadratic equation of the form x² + bx = c can be rewritten as (x + b/2)² = c + (b/2)² — a process called completing the square. They learned that this method always works, produces exact (sometimes irrational) solutions, and gives the same answer as factorisation when both methods apply. They applied this to the Nakuru garden and re-verified the Githurai hall dimensions.</w:t>
+              <w:t xml:space="preserve">We learned that x^2 + bx = k can be rewritten as (x + b/2)^2 = k + (b/2)^2 and solved by taking square roots, giving two solutions. For the garden, (x + 3)^2 = 57, so x = -3 +/- sqrt57, which is 4.55 or -10.55. Context tells us to reject the negative width.</w:t>
             </w:r>
           </w:p>
         </w:tc>
@@ -1224,7 +1224,7 @@
                 <w:sz w:val="18"/>
                 <w:szCs w:val="18"/>
               </w:rPr>
-              <w:t xml:space="preserve">Learners explained why completing the square works by connecting each algebraic step to a region in their geometric diagram. They explained that the Githurai committee can now use this method for any rectangular-area planning problem — even when the dimensions do not produce neat integer factor pairs — and updated the DQB with the headline: 'Completing the square ALWAYS works, even when factorisation fails.'</w:t>
+              <w:t xml:space="preserve">The garden is 4.55 m wide and 10.55 m long, because a width cannot be negative and 4.55 x 10.55 = 48 m^2 (approximately). Completing the square works when factorisation fails, and it also gives the hall answer: (w + 1)^2 = 121, so w = 10 or -12, and the Githurai hall is width 10 m, length 12 m.</w:t>
             </w:r>
           </w:p>
         </w:tc>
@@ -1277,7 +1277,7 @@
                 <w:sz w:val="18"/>
                 <w:szCs w:val="18"/>
               </w:rPr>
-              <w:t xml:space="preserve">The Quadratic Formula &amp; The Mombasa Stone Problem</w:t>
+              <w:t xml:space="preserve">The Quadratic Formula and the Mombasa Stone Problem</w:t>
             </w:r>
           </w:p>
         </w:tc>
@@ -1309,7 +1309,7 @@
                 <w:sz w:val="18"/>
                 <w:szCs w:val="18"/>
               </w:rPr>
-              <w:t xml:space="preserve">Students observed the algebraic derivation of the quadratic formula by completing the square on the general form ax² + bx + c = 0, step by step using a Derivation Scaffold card. They also observed two applied Kenyan scenarios: (1) a stone thrown from a Mombasa cliff modelled by h(t) = −5t² + 20t + 25 = 0, and (2) a mandazi vendor's break-even pricing modelled by −2x² + 40x − 150 = 0. Students observed that one of the Mombasa solutions (t = −1) had to be rejected because time cannot be negative.</w:t>
+              <w:t xml:space="preserve">What did we observe? Record the values of a, b, c and D for the Mombasa stone (-5t² + 20t + 25 = 0), the Githurai hall (w² + 2w - 120 = 0), Mama Wanjiru's mandazi (p² - 30p + 175 = 0), x² - 6x + 9 = 0 and x² + 2x + 5 = 0, and the number of real solutions each gave.</w:t>
             </w:r>
           </w:p>
         </w:tc>
@@ -1341,7 +1341,7 @@
                 <w:sz w:val="18"/>
                 <w:szCs w:val="18"/>
               </w:rPr>
-              <w:t xml:space="preserve">Students learned that: (1) the quadratic formula x = (−b ± √(b² − 4ac)) / 2a can be derived by completing the square on any quadratic equation in standard form; (2) the discriminant Δ = b² − 4ac determines the number of real solutions before full solving (Δ &gt; 0 gives two solutions, Δ = 0 gives one, Δ &lt; 0 gives none); (3) the quadratic formula works for every quadratic equation, even those that cannot be factorised easily; (4) mathematical solutions must always be interpreted in context — not all algebraic solutions are physically or logically meaningful.</w:t>
+              <w:t xml:space="preserve">What did we learn? Write the quadratic formula x = (-b ± √(b² - 4ac))/(2a) and explain how it comes from completing the square on ax² + bx + c = 0. State what D &gt; 0, D = 0 and D &lt; 0 mean for the number of real solutions.</w:t>
             </w:r>
           </w:p>
         </w:tc>
@@ -1373,7 +1373,7 @@
                 <w:sz w:val="18"/>
                 <w:szCs w:val="18"/>
               </w:rPr>
-              <w:t xml:space="preserve">Students explained, using the Claim-Evidence-Reasoning strategy and their method comparison table, when each of the three methods (factorisation, completing the square, quadratic formula) is most appropriate. They explained why t = −1 is rejected in the Mombasa problem and why the quadratic formula is described as a 'universal tool'. They also explained, using the discriminant, why equation C (x² + x + 3 = 0) from the Predict phase has no real solutions, revisiting and correcting their initial predictions.</w:t>
+              <w:t xml:space="preserve">How does this help explain the phenomenon? Explain how the formula gives the Githurai hall as width 10 m and length 12 m (D = 484, w = 10 or -12, reject -12), and how context decides which solution to use in the stone problem (t = 5 s) and Mama Wanjiru's pricing (7.93 KES chosen over 22.07 KES).</w:t>
             </w:r>
           </w:p>
         </w:tc>
@@ -1426,7 +1426,7 @@
                 <w:sz w:val="18"/>
                 <w:szCs w:val="18"/>
               </w:rPr>
-              <w:t xml:space="preserve">Application, Model Building and Consolidation — Closing the Harambee Hall Story</w:t>
+              <w:t xml:space="preserve">Application, Model Building and Consolidation: Closing the Githurai Harambee Hall Story</w:t>
             </w:r>
           </w:p>
         </w:tc>
@@ -1458,7 +1458,7 @@
                 <w:sz w:val="18"/>
                 <w:szCs w:val="18"/>
               </w:rPr>
-              <w:t xml:space="preserve">We observed that the Githurai Harambee committee could not find the hall dimensions using arithmetic or linear equations — but when we wrote w(w + 2) = 120 and rearranged it to w² + 2w − 120 = 0, three different methods — factorisation, completing the square, and the quadratic formula — all gave us w = 10 and w = -12. We also observed that new community problems about fish-drying yards, tiled borders, and chapati pricing could all be modelled and solved as quadratic equations.</w:t>
+              <w:t xml:space="preserve">We observed that the Githurai hall equation w(w + 2) = 120, or w^2 + 2w - 120 = 0, gives the same solutions, w = 10 or w = -12, by factorisation, completing the square and the quadratic formula (D = 484). New problems gave Kitale land w = 6 m (length 13 m), Harambee tickets p = 10 or 20 KES, and a verandah of x = 1 m.</w:t>
             </w:r>
           </w:p>
         </w:tc>
@@ -1490,7 +1490,7 @@
                 <w:sz w:val="18"/>
                 <w:szCs w:val="18"/>
               </w:rPr>
-              <w:t xml:space="preserve">We learned that factorisation is most efficient when the equation has integer factor pairs; completing the square always works and reveals the geometric meaning of the solution; the quadratic formula is universal and essential when the discriminant is not an obvious perfect square. We learned that both algebraic solutions must always be interpreted in context — a negative width is mathematically valid but physically meaningless. Most importantly, we learned that a quadratic equation is a precise tool for answering real planning questions that a community cannot solve by guessing.</w:t>
+              <w:t xml:space="preserve">We learned that a quadratic equation has the unknown multiplied by itself (highest power 2), unlike a linear equation such as the perimeter 4w + 4, and can have two solutions. We learned how to choose the most efficient method and to check each solution in the context.</w:t>
             </w:r>
           </w:p>
         </w:tc>
@@ -1522,7 +1522,7 @@
                 <w:sz w:val="18"/>
                 <w:szCs w:val="18"/>
               </w:rPr>
-              <w:t xml:space="preserve">We explained that the three solution methods are not competing alternatives but complementary tools — each suited to different problem structures. We explained the full unit journey: quadratic expressions emerge from area and revenue contexts; expansion reveals their structure; factorisation reverses expansion to find roots; completing the square and the quadratic formula extend our reach to equations that resist factorisation. We explained to a community audience — through our models and reflections — that knowing how to write and solve a quadratic equation gives any person the power to answer real questions about land, construction, pricing, and planning in their own community.</w:t>
+              <w:t xml:space="preserve">We explain that the hall must be width 10 m and length 12 m (area 120 m2) because w = -12 is impossible for a width, so context decides which solution is used. Quadratic thinking lets the Harambee committee and our community find unknown dimensions and quantities for real planning problems.</w:t>
             </w:r>
           </w:p>
         </w:tc>
@@ -1646,7 +1646,7 @@
         </w:rPr>
         <w:t xml:space="preserve">© 2026 SeaVuria and ARES. This work is licensed under a </w:t>
       </w:r>
-      <w:hyperlink w:history="1" r:id="rIdcx-3zeppfsrglxxwlr1na">
+      <w:hyperlink w:history="1" r:id="rIdz1yh8yel4m7eqfe2kssco">
         <w:r>
           <w:rPr>
             <w:rFonts w:ascii="Arial" w:cs="Arial" w:eastAsia="Arial" w:hAnsi="Arial"/>
@@ -1666,7 +1666,7 @@
         </w:rPr>
         <w:t xml:space="preserve"> (</w:t>
       </w:r>
-      <w:hyperlink w:history="1" r:id="rIdqihfluciz-rxibkxsh2v_">
+      <w:hyperlink w:history="1" r:id="rId-ey6opv_ughel4w-prtsx">
         <w:r>
           <w:rPr>
             <w:rFonts w:ascii="Arial" w:cs="Arial" w:eastAsia="Arial" w:hAnsi="Arial"/>
@@ -1686,7 +1686,7 @@
         </w:rPr>
         <w:t xml:space="preserve">). To view a copy of this license, visit </w:t>
       </w:r>
-      <w:hyperlink w:history="1" r:id="rIdaibwfta5kex6afg0vytkg">
+      <w:hyperlink w:history="1" r:id="rId7kxi1_7mbzi_cts8q0ndh">
         <w:r>
           <w:rPr>
             <w:rFonts w:ascii="Arial" w:cs="Arial" w:eastAsia="Arial" w:hAnsi="Arial"/>

--- a/data/outputs/v2/Maths/SS1.3_Quadratic_Equations/Mathematics_Quadratic_Equations_SummaryTable.docx
+++ b/data/outputs/v2/Maths/SS1.3_Quadratic_Equations/Mathematics_Quadratic_Equations_SummaryTable.docx
@@ -4,6 +4,7 @@
   <w:body>
     <w:p>
       <w:pPr>
+        <w:keepNext w:val="false"/>
         <w:spacing w:after="30" w:before="0"/>
         <w:jc w:val="center"/>
       </w:pPr>
@@ -23,6 +24,7 @@
     </w:p>
     <w:p>
       <w:pPr>
+        <w:keepNext w:val="false"/>
         <w:spacing w:after="60" w:before="0"/>
         <w:jc w:val="center"/>
       </w:pPr>
@@ -81,6 +83,7 @@
           </w:tcPr>
           <w:p>
             <w:pPr>
+              <w:keepNext w:val="false"/>
               <w:spacing w:after="40" w:before="0"/>
               <w:jc w:val="center"/>
             </w:pPr>
@@ -115,6 +118,7 @@
           </w:tcPr>
           <w:p>
             <w:pPr>
+              <w:keepNext w:val="false"/>
               <w:spacing w:after="40" w:before="0"/>
               <w:jc w:val="left"/>
             </w:pPr>
@@ -147,6 +151,7 @@
           </w:tcPr>
           <w:p>
             <w:pPr>
+              <w:keepNext w:val="false"/>
               <w:spacing w:after="40" w:before="0"/>
               <w:jc w:val="left"/>
             </w:pPr>
@@ -181,6 +186,7 @@
           </w:tcPr>
           <w:p>
             <w:pPr>
+              <w:keepNext w:val="false"/>
               <w:spacing w:after="40" w:before="0"/>
               <w:jc w:val="left"/>
             </w:pPr>
@@ -213,6 +219,7 @@
           </w:tcPr>
           <w:p>
             <w:pPr>
+              <w:keepNext w:val="false"/>
               <w:spacing w:after="40" w:before="0"/>
               <w:jc w:val="left"/>
             </w:pPr>
@@ -273,6 +280,7 @@
           </w:tcPr>
           <w:p>
             <w:pPr>
+              <w:keepNext w:val="false"/>
               <w:spacing w:after="40" w:before="0"/>
               <w:jc w:val="center"/>
             </w:pPr>
@@ -307,6 +315,7 @@
           </w:tcPr>
           <w:p>
             <w:pPr>
+              <w:keepNext w:val="false"/>
               <w:spacing w:after="40" w:before="0"/>
               <w:jc w:val="left"/>
             </w:pPr>
@@ -369,6 +378,7 @@
           </w:tcPr>
           <w:p>
             <w:pPr>
+              <w:keepNext w:val="false"/>
               <w:spacing w:after="40" w:before="0"/>
               <w:jc w:val="left"/>
             </w:pPr>
@@ -401,6 +411,7 @@
           </w:tcPr>
           <w:p>
             <w:pPr>
+              <w:keepNext w:val="false"/>
               <w:spacing w:after="40" w:before="0"/>
               <w:jc w:val="left"/>
             </w:pPr>
@@ -433,6 +444,7 @@
           </w:tcPr>
           <w:p>
             <w:pPr>
+              <w:keepNext w:val="false"/>
               <w:spacing w:after="40" w:before="0"/>
               <w:jc w:val="left"/>
             </w:pPr>
@@ -465,6 +477,7 @@
           </w:tcPr>
           <w:p>
             <w:pPr>
+              <w:keepNext w:val="false"/>
               <w:spacing w:after="40" w:before="0"/>
               <w:jc w:val="left"/>
             </w:pPr>
@@ -499,6 +512,7 @@
           </w:tcPr>
           <w:p>
             <w:pPr>
+              <w:keepNext w:val="false"/>
               <w:spacing w:after="40" w:before="0"/>
               <w:jc w:val="left"/>
             </w:pPr>
@@ -518,6 +532,7 @@
           </w:p>
           <w:p>
             <w:pPr>
+              <w:keepNext w:val="false"/>
               <w:spacing w:after="40" w:before="0"/>
               <w:jc w:val="left"/>
             </w:pPr>
@@ -550,6 +565,7 @@
           </w:tcPr>
           <w:p>
             <w:pPr>
+              <w:keepNext w:val="false"/>
               <w:spacing w:after="40" w:before="0"/>
               <w:jc w:val="left"/>
             </w:pPr>
@@ -582,6 +598,7 @@
           </w:tcPr>
           <w:p>
             <w:pPr>
+              <w:keepNext w:val="false"/>
               <w:spacing w:after="40" w:before="0"/>
               <w:jc w:val="left"/>
             </w:pPr>
@@ -614,6 +631,7 @@
           </w:tcPr>
           <w:p>
             <w:pPr>
+              <w:keepNext w:val="false"/>
               <w:spacing w:after="40" w:before="0"/>
               <w:jc w:val="left"/>
             </w:pPr>
@@ -648,6 +666,7 @@
           </w:tcPr>
           <w:p>
             <w:pPr>
+              <w:keepNext w:val="false"/>
               <w:spacing w:after="40" w:before="0"/>
               <w:jc w:val="left"/>
             </w:pPr>
@@ -667,6 +686,7 @@
           </w:p>
           <w:p>
             <w:pPr>
+              <w:keepNext w:val="false"/>
               <w:spacing w:after="40" w:before="0"/>
               <w:jc w:val="left"/>
             </w:pPr>
@@ -699,6 +719,7 @@
           </w:tcPr>
           <w:p>
             <w:pPr>
+              <w:keepNext w:val="false"/>
               <w:spacing w:after="40" w:before="0"/>
               <w:jc w:val="left"/>
             </w:pPr>
@@ -731,6 +752,7 @@
           </w:tcPr>
           <w:p>
             <w:pPr>
+              <w:keepNext w:val="false"/>
               <w:spacing w:after="40" w:before="0"/>
               <w:jc w:val="left"/>
             </w:pPr>
@@ -763,6 +785,7 @@
           </w:tcPr>
           <w:p>
             <w:pPr>
+              <w:keepNext w:val="false"/>
               <w:spacing w:after="40" w:before="0"/>
               <w:jc w:val="left"/>
             </w:pPr>
@@ -797,6 +820,7 @@
           </w:tcPr>
           <w:p>
             <w:pPr>
+              <w:keepNext w:val="false"/>
               <w:spacing w:after="40" w:before="0"/>
               <w:jc w:val="left"/>
             </w:pPr>
@@ -816,6 +840,7 @@
           </w:p>
           <w:p>
             <w:pPr>
+              <w:keepNext w:val="false"/>
               <w:spacing w:after="40" w:before="0"/>
               <w:jc w:val="left"/>
             </w:pPr>
@@ -848,6 +873,7 @@
           </w:tcPr>
           <w:p>
             <w:pPr>
+              <w:keepNext w:val="false"/>
               <w:spacing w:after="40" w:before="0"/>
               <w:jc w:val="left"/>
             </w:pPr>
@@ -880,6 +906,7 @@
           </w:tcPr>
           <w:p>
             <w:pPr>
+              <w:keepNext w:val="false"/>
               <w:spacing w:after="40" w:before="0"/>
               <w:jc w:val="left"/>
             </w:pPr>
@@ -912,6 +939,7 @@
           </w:tcPr>
           <w:p>
             <w:pPr>
+              <w:keepNext w:val="false"/>
               <w:spacing w:after="40" w:before="0"/>
               <w:jc w:val="left"/>
             </w:pPr>
@@ -946,6 +974,7 @@
           </w:tcPr>
           <w:p>
             <w:pPr>
+              <w:keepNext w:val="false"/>
               <w:spacing w:after="40" w:before="0"/>
               <w:jc w:val="left"/>
             </w:pPr>
@@ -965,6 +994,7 @@
           </w:p>
           <w:p>
             <w:pPr>
+              <w:keepNext w:val="false"/>
               <w:spacing w:after="40" w:before="0"/>
               <w:jc w:val="left"/>
             </w:pPr>
@@ -997,6 +1027,7 @@
           </w:tcPr>
           <w:p>
             <w:pPr>
+              <w:keepNext w:val="false"/>
               <w:spacing w:after="40" w:before="0"/>
               <w:jc w:val="left"/>
             </w:pPr>
@@ -1029,6 +1060,7 @@
           </w:tcPr>
           <w:p>
             <w:pPr>
+              <w:keepNext w:val="false"/>
               <w:spacing w:after="40" w:before="0"/>
               <w:jc w:val="left"/>
             </w:pPr>
@@ -1061,6 +1093,7 @@
           </w:tcPr>
           <w:p>
             <w:pPr>
+              <w:keepNext w:val="false"/>
               <w:spacing w:after="40" w:before="0"/>
               <w:jc w:val="left"/>
             </w:pPr>
@@ -1095,6 +1128,7 @@
           </w:tcPr>
           <w:p>
             <w:pPr>
+              <w:keepNext w:val="false"/>
               <w:spacing w:after="40" w:before="0"/>
               <w:jc w:val="left"/>
             </w:pPr>
@@ -1114,6 +1148,7 @@
           </w:p>
           <w:p>
             <w:pPr>
+              <w:keepNext w:val="false"/>
               <w:spacing w:after="40" w:before="0"/>
               <w:jc w:val="left"/>
             </w:pPr>
@@ -1146,6 +1181,7 @@
           </w:tcPr>
           <w:p>
             <w:pPr>
+              <w:keepNext w:val="false"/>
               <w:spacing w:after="40" w:before="0"/>
               <w:jc w:val="left"/>
             </w:pPr>
@@ -1178,6 +1214,7 @@
           </w:tcPr>
           <w:p>
             <w:pPr>
+              <w:keepNext w:val="false"/>
               <w:spacing w:after="40" w:before="0"/>
               <w:jc w:val="left"/>
             </w:pPr>
@@ -1210,6 +1247,7 @@
           </w:tcPr>
           <w:p>
             <w:pPr>
+              <w:keepNext w:val="false"/>
               <w:spacing w:after="40" w:before="0"/>
               <w:jc w:val="left"/>
             </w:pPr>
@@ -1244,6 +1282,7 @@
           </w:tcPr>
           <w:p>
             <w:pPr>
+              <w:keepNext w:val="false"/>
               <w:spacing w:after="40" w:before="0"/>
               <w:jc w:val="left"/>
             </w:pPr>
@@ -1263,6 +1302,7 @@
           </w:p>
           <w:p>
             <w:pPr>
+              <w:keepNext w:val="false"/>
               <w:spacing w:after="40" w:before="0"/>
               <w:jc w:val="left"/>
             </w:pPr>
@@ -1295,6 +1335,7 @@
           </w:tcPr>
           <w:p>
             <w:pPr>
+              <w:keepNext w:val="false"/>
               <w:spacing w:after="40" w:before="0"/>
               <w:jc w:val="left"/>
             </w:pPr>
@@ -1327,6 +1368,7 @@
           </w:tcPr>
           <w:p>
             <w:pPr>
+              <w:keepNext w:val="false"/>
               <w:spacing w:after="40" w:before="0"/>
               <w:jc w:val="left"/>
             </w:pPr>
@@ -1359,6 +1401,7 @@
           </w:tcPr>
           <w:p>
             <w:pPr>
+              <w:keepNext w:val="false"/>
               <w:spacing w:after="40" w:before="0"/>
               <w:jc w:val="left"/>
             </w:pPr>
@@ -1393,6 +1436,7 @@
           </w:tcPr>
           <w:p>
             <w:pPr>
+              <w:keepNext w:val="false"/>
               <w:spacing w:after="40" w:before="0"/>
               <w:jc w:val="left"/>
             </w:pPr>
@@ -1412,6 +1456,7 @@
           </w:p>
           <w:p>
             <w:pPr>
+              <w:keepNext w:val="false"/>
               <w:spacing w:after="40" w:before="0"/>
               <w:jc w:val="left"/>
             </w:pPr>
@@ -1444,6 +1489,7 @@
           </w:tcPr>
           <w:p>
             <w:pPr>
+              <w:keepNext w:val="false"/>
               <w:spacing w:after="40" w:before="0"/>
               <w:jc w:val="left"/>
             </w:pPr>
@@ -1476,6 +1522,7 @@
           </w:tcPr>
           <w:p>
             <w:pPr>
+              <w:keepNext w:val="false"/>
               <w:spacing w:after="40" w:before="0"/>
               <w:jc w:val="left"/>
             </w:pPr>
@@ -1508,6 +1555,7 @@
           </w:tcPr>
           <w:p>
             <w:pPr>
+              <w:keepNext w:val="false"/>
               <w:spacing w:after="40" w:before="0"/>
               <w:jc w:val="left"/>
             </w:pPr>
@@ -1646,7 +1694,7 @@
         </w:rPr>
         <w:t xml:space="preserve">© 2026 SeaVuria and ARES. This work is licensed under a </w:t>
       </w:r>
-      <w:hyperlink w:history="1" r:id="rIdz1yh8yel4m7eqfe2kssco">
+      <w:hyperlink w:history="1" r:id="rIdoluyohrbbty1h5sn3j3op">
         <w:r>
           <w:rPr>
             <w:rFonts w:ascii="Arial" w:cs="Arial" w:eastAsia="Arial" w:hAnsi="Arial"/>
@@ -1666,7 +1714,7 @@
         </w:rPr>
         <w:t xml:space="preserve"> (</w:t>
       </w:r>
-      <w:hyperlink w:history="1" r:id="rId-ey6opv_ughel4w-prtsx">
+      <w:hyperlink w:history="1" r:id="rIdw773a5-z0omfishfxmh-c">
         <w:r>
           <w:rPr>
             <w:rFonts w:ascii="Arial" w:cs="Arial" w:eastAsia="Arial" w:hAnsi="Arial"/>
@@ -1686,7 +1734,7 @@
         </w:rPr>
         <w:t xml:space="preserve">). To view a copy of this license, visit </w:t>
       </w:r>
-      <w:hyperlink w:history="1" r:id="rId7kxi1_7mbzi_cts8q0ndh">
+      <w:hyperlink w:history="1" r:id="rId2yrdan_73x-8oaazzoyin">
         <w:r>
           <w:rPr>
             <w:rFonts w:ascii="Arial" w:cs="Arial" w:eastAsia="Arial" w:hAnsi="Arial"/>

--- a/data/outputs/v2/Maths/SS1.3_Quadratic_Equations/Mathematics_Quadratic_Equations_SummaryTable.docx
+++ b/data/outputs/v2/Maths/SS1.3_Quadratic_Equations/Mathematics_Quadratic_Equations_SummaryTable.docx
@@ -1694,7 +1694,7 @@
         </w:rPr>
         <w:t xml:space="preserve">© 2026 SeaVuria and ARES. This work is licensed under a </w:t>
       </w:r>
-      <w:hyperlink w:history="1" r:id="rIdoluyohrbbty1h5sn3j3op">
+      <w:hyperlink w:history="1" r:id="rIdoegjjovoanfjhdnljra2k">
         <w:r>
           <w:rPr>
             <w:rFonts w:ascii="Arial" w:cs="Arial" w:eastAsia="Arial" w:hAnsi="Arial"/>
@@ -1714,7 +1714,7 @@
         </w:rPr>
         <w:t xml:space="preserve"> (</w:t>
       </w:r>
-      <w:hyperlink w:history="1" r:id="rIdw773a5-z0omfishfxmh-c">
+      <w:hyperlink w:history="1" r:id="rIdftoqhzmr5eqyjfvllhcwp">
         <w:r>
           <w:rPr>
             <w:rFonts w:ascii="Arial" w:cs="Arial" w:eastAsia="Arial" w:hAnsi="Arial"/>
@@ -1734,7 +1734,7 @@
         </w:rPr>
         <w:t xml:space="preserve">). To view a copy of this license, visit </w:t>
       </w:r>
-      <w:hyperlink w:history="1" r:id="rId2yrdan_73x-8oaazzoyin">
+      <w:hyperlink w:history="1" r:id="rIduklhhgpuoknbo20nzlqr7">
         <w:r>
           <w:rPr>
             <w:rFonts w:ascii="Arial" w:cs="Arial" w:eastAsia="Arial" w:hAnsi="Arial"/>
